--- a/CA1 Predictive Analytics for Customer Churn in E-Commerc .docx
+++ b/CA1 Predictive Analytics for Customer Churn in E-Commerc .docx
@@ -126,7 +126,19 @@
           <w:rFonts w:ascii="Arial" w:hAnsi="Arial" w:cs="Arial"/>
         </w:rPr>
         <w:lastRenderedPageBreak/>
-        <w:t>Thanks to predictive modeling it is possible to behave on the basis of those signs before churn actually takes place. A model built on the basis of the behavioral data of past churned customers would be able to identify current customers with the same behavioral patterns as before.</w:t>
+        <w:t xml:space="preserve">Thanks to predictive </w:t>
+      </w:r>
+      <w:r>
+        <w:rPr>
+          <w:rFonts w:ascii="Arial" w:hAnsi="Arial" w:cs="Arial"/>
+        </w:rPr>
+        <w:t>modelling</w:t>
+      </w:r>
+      <w:r>
+        <w:rPr>
+          <w:rFonts w:ascii="Arial" w:hAnsi="Arial" w:cs="Arial"/>
+        </w:rPr>
+        <w:t xml:space="preserve"> it is possible to behave on the basis of those signs before churn actually takes place. A model built on the basis of the behavioral data of past churned customers would be able to identify current customers with the same behavioral patterns as before.</w:t>
       </w:r>
     </w:p>
     <w:p>
@@ -168,7 +180,13 @@
         <w:rPr>
           <w:rFonts w:ascii="Arial" w:hAnsi="Arial" w:cs="Arial"/>
         </w:rPr>
-        <w:t xml:space="preserve"> To create and verify a predictive system that can anticipate which customers in e-commerce are likely to leave so that the intervention necessary to keep them is preferred in time.</w:t>
+        <w:t xml:space="preserve"> To create and verify a predictive system that can anticipate which customers in e-commerce are likely to leave so that </w:t>
+      </w:r>
+      <w:r>
+        <w:rPr>
+          <w:rFonts w:ascii="Arial" w:hAnsi="Arial" w:cs="Arial"/>
+        </w:rPr>
+        <w:t>identify customers at risk of churn early and support timely retention decisions.</w:t>
       </w:r>
     </w:p>
     <w:p>
@@ -325,14 +343,6 @@
         <w:spacing w:before="240" w:line="360" w:lineRule="auto"/>
         <w:rPr>
           <w:rFonts w:ascii="Arial" w:hAnsi="Arial" w:cs="Arial"/>
-        </w:rPr>
-      </w:pPr>
-    </w:p>
-    <w:p>
-      <w:pPr>
-        <w:spacing w:before="240" w:line="360" w:lineRule="auto"/>
-        <w:rPr>
-          <w:rFonts w:ascii="Arial" w:hAnsi="Arial" w:cs="Arial"/>
           <w:sz w:val="28"/>
           <w:szCs w:val="28"/>
         </w:rPr>
@@ -353,26 +363,24 @@
         <w:spacing w:before="240" w:line="360" w:lineRule="auto"/>
         <w:rPr>
           <w:rFonts w:ascii="Arial" w:hAnsi="Arial" w:cs="Arial"/>
-        </w:rPr>
-      </w:pPr>
-      <w:r>
-        <w:rPr>
-          <w:rFonts w:ascii="Arial" w:hAnsi="Arial" w:cs="Arial"/>
-        </w:rPr>
-        <w:t>The project will utilize the CRISP-DM methodology (Chapman et al., 2000), which consists of the following steps: understanding the business, understanding the data, preparing the data, modeling, evaluation, and deployment (the latter refers to using a dashboard rather than a live system). Modeling will begin with logistic regression as a transparent baseline and continue with Random Forest and XGBoost, as various ensemble methods have been shown to be more effective than simpler classifiers in predicting customer churn (Lemmens and Croux, 2006). The performance of the created models will be evaluated according to different measures such as accuracy, precision, recall, F1-score, and AUC-ROC instead of using only one measure. Python (Pandas, Scikit-learn) will be utilized for data processing and modeling since it is a freely available language with great flexibility and reproducibility; however, Power BI will be chosen as a proprietary tool for dashboarding because of its user-friendliness for non-technical stakeholders.  Version control will be managed through GitHub.</w:t>
-      </w:r>
-    </w:p>
-    <w:p>
-      <w:pPr>
-        <w:spacing w:before="240" w:line="360" w:lineRule="auto"/>
-        <w:rPr>
-          <w:rFonts w:ascii="Arial" w:hAnsi="Arial" w:cs="Arial"/>
           <w:b/>
           <w:bCs/>
           <w:i/>
           <w:iCs/>
         </w:rPr>
       </w:pPr>
+      <w:r>
+        <w:rPr>
+          <w:rFonts w:ascii="Arial" w:hAnsi="Arial" w:cs="Arial"/>
+        </w:rPr>
+        <w:t>The project will utilize the CRISP-DM methodology (Chapman et al., 2000), which consists of the following steps: understanding the business, understanding the data, preparing the data, modeling, evaluation, and deployment (the latter refers to using a dashboard rather than a live system). Modeling will begin with logistic regression as a transparent baseline and continue with Random Forest and XGBoost, as various ensemble methods have been shown to be more effective than simpler classifiers in predicting customer churn (Lemmens and Croux, 2006). The performance of the created models will be evaluated according to different measures such as accuracy, precision, recall, F1-score, and AUC-ROC instead of using only one measure.</w:t>
+      </w:r>
+      <w:r>
+        <w:rPr>
+          <w:rFonts w:ascii="Arial" w:hAnsi="Arial" w:cs="Arial"/>
+        </w:rPr>
+        <w:t xml:space="preserve"> Python will be used for data processing and machine learning model development, while Power BI will be used to present the results in an interactive dashboard. GitHub will be used for version control and project code management.</w:t>
+      </w:r>
     </w:p>
     <w:p>
       <w:pPr>
@@ -457,7 +465,10 @@
           <w:iCs/>
         </w:rPr>
       </w:pPr>
-      <w:r>
+    </w:p>
+    <w:p>
+      <w:pPr>
+        <w:spacing w:before="240" w:line="360" w:lineRule="auto"/>
         <w:rPr>
           <w:rFonts w:ascii="Arial" w:hAnsi="Arial" w:cs="Arial"/>
           <w:b/>
@@ -465,8 +476,7 @@
           <w:i/>
           <w:iCs/>
         </w:rPr>
-        <w:t xml:space="preserve">Figure 1: Architecture </w:t>
-      </w:r>
+      </w:pPr>
       <w:r>
         <w:rPr>
           <w:rFonts w:ascii="Arial" w:hAnsi="Arial" w:cs="Arial"/>
@@ -475,6 +485,17 @@
           <w:i/>
           <w:iCs/>
         </w:rPr>
+        <w:lastRenderedPageBreak/>
+        <w:t xml:space="preserve">Figure 1: Architecture </w:t>
+      </w:r>
+      <w:r>
+        <w:rPr>
+          <w:rFonts w:ascii="Arial" w:hAnsi="Arial" w:cs="Arial"/>
+          <w:b/>
+          <w:bCs/>
+          <w:i/>
+          <w:iCs/>
+        </w:rPr>
         <w:t>Plan</w:t>
       </w:r>
     </w:p>
@@ -490,18 +511,375 @@
           <w:rFonts w:ascii="Arial" w:hAnsi="Arial" w:cs="Arial"/>
           <w:noProof/>
         </w:rPr>
+        <mc:AlternateContent>
+          <mc:Choice Requires="wps">
+            <w:drawing>
+              <wp:anchor distT="0" distB="0" distL="114300" distR="114300" simplePos="0" relativeHeight="251660288" behindDoc="0" locked="0" layoutInCell="1" allowOverlap="1" wp14:anchorId="00E40F4D" wp14:editId="5B799C44">
+                <wp:simplePos x="0" y="0"/>
+                <wp:positionH relativeFrom="column">
+                  <wp:posOffset>52388</wp:posOffset>
+                </wp:positionH>
+                <wp:positionV relativeFrom="paragraph">
+                  <wp:posOffset>99378</wp:posOffset>
+                </wp:positionV>
+                <wp:extent cx="1524000" cy="328612"/>
+                <wp:effectExtent l="0" t="0" r="12700" b="14605"/>
+                <wp:wrapNone/>
+                <wp:docPr id="227076973" name="Process 6" descr="DATA SOURCE LAYER&#10;Online Retail ||&#10;(UCI 1M rows)&#10;">
+                  <a:extLst xmlns:a="http://schemas.openxmlformats.org/drawingml/2006/main">
+                    <a:ext uri="{C183D7F6-B498-43B3-948B-1728B52AA6E4}">
+                      <adec:decorative xmlns:adec="http://schemas.microsoft.com/office/drawing/2017/decorative" val="0"/>
+                    </a:ext>
+                  </a:extLst>
+                </wp:docPr>
+                <wp:cNvGraphicFramePr/>
+                <a:graphic xmlns:a="http://schemas.openxmlformats.org/drawingml/2006/main">
+                  <a:graphicData uri="http://schemas.microsoft.com/office/word/2010/wordprocessingShape">
+                    <wps:wsp>
+                      <wps:cNvSpPr/>
+                      <wps:spPr>
+                        <a:xfrm>
+                          <a:off x="0" y="0"/>
+                          <a:ext cx="1524000" cy="328612"/>
+                        </a:xfrm>
+                        <a:prstGeom prst="rect">
+                          <a:avLst/>
+                        </a:prstGeom>
+                        <a:ln/>
+                      </wps:spPr>
+                      <wps:style>
+                        <a:lnRef idx="2">
+                          <a:schemeClr val="accent4">
+                            <a:shade val="15000"/>
+                          </a:schemeClr>
+                        </a:lnRef>
+                        <a:fillRef idx="1">
+                          <a:schemeClr val="accent4"/>
+                        </a:fillRef>
+                        <a:effectRef idx="0">
+                          <a:schemeClr val="accent4"/>
+                        </a:effectRef>
+                        <a:fontRef idx="minor">
+                          <a:schemeClr val="lt1"/>
+                        </a:fontRef>
+                      </wps:style>
+                      <wps:txbx>
+                        <w:txbxContent>
+                          <w:p>
+                            <w:pPr>
+                              <w:jc w:val="center"/>
+                              <w:rPr>
+                                <w:b/>
+                                <w:bCs/>
+                                <w:color w:val="000000" w:themeColor="text1"/>
+                                <w:sz w:val="11"/>
+                                <w:szCs w:val="11"/>
+                                <w:lang w:val="en-US"/>
+                                <w14:shadow w14:blurRad="0" w14:dist="0" w14:dir="0" w14:sx="1000" w14:sy="1000" w14:kx="0" w14:ky="0" w14:algn="tl">
+                                  <w14:schemeClr w14:val="dk1"/>
+                                </w14:shadow>
+                                <w14:textOutline w14:w="0" w14:cap="flat" w14:cmpd="sng" w14:algn="ctr">
+                                  <w14:noFill/>
+                                  <w14:prstDash w14:val="solid"/>
+                                  <w14:round/>
+                                </w14:textOutline>
+                              </w:rPr>
+                            </w:pPr>
+                            <w:r>
+                              <w:rPr>
+                                <w:b/>
+                                <w:bCs/>
+                                <w:color w:val="000000" w:themeColor="text1"/>
+                                <w:sz w:val="11"/>
+                                <w:szCs w:val="11"/>
+                                <w:lang w:val="en-US"/>
+                                <w14:shadow w14:blurRad="0" w14:dist="0" w14:dir="0" w14:sx="1000" w14:sy="1000" w14:kx="0" w14:ky="0" w14:algn="tl">
+                                  <w14:schemeClr w14:val="dk1"/>
+                                </w14:shadow>
+                                <w14:textOutline w14:w="0" w14:cap="flat" w14:cmpd="sng" w14:algn="ctr">
+                                  <w14:noFill/>
+                                  <w14:prstDash w14:val="solid"/>
+                                  <w14:round/>
+                                </w14:textOutline>
+                              </w:rPr>
+                              <w:t>DATA SOURCE LAYER</w:t>
+                            </w:r>
+                          </w:p>
+                          <w:p>
+                            <w:pPr>
+                              <w:jc w:val="center"/>
+                              <w:rPr>
+                                <w:b/>
+                                <w:bCs/>
+                                <w:color w:val="000000" w:themeColor="text1"/>
+                                <w:sz w:val="11"/>
+                                <w:szCs w:val="11"/>
+                                <w:lang w:val="en-US"/>
+                                <w14:shadow w14:blurRad="0" w14:dist="0" w14:dir="0" w14:sx="1000" w14:sy="1000" w14:kx="0" w14:ky="0" w14:algn="tl">
+                                  <w14:schemeClr w14:val="dk1"/>
+                                </w14:shadow>
+                                <w14:textOutline w14:w="0" w14:cap="flat" w14:cmpd="sng" w14:algn="ctr">
+                                  <w14:noFill/>
+                                  <w14:prstDash w14:val="solid"/>
+                                  <w14:round/>
+                                </w14:textOutline>
+                              </w:rPr>
+                            </w:pPr>
+                            <w:r>
+                              <w:rPr>
+                                <w:b/>
+                                <w:bCs/>
+                                <w:color w:val="000000" w:themeColor="text1"/>
+                                <w:sz w:val="11"/>
+                                <w:szCs w:val="11"/>
+                                <w:lang w:val="en-US"/>
+                                <w14:shadow w14:blurRad="0" w14:dist="0" w14:dir="0" w14:sx="1000" w14:sy="1000" w14:kx="0" w14:ky="0" w14:algn="tl">
+                                  <w14:schemeClr w14:val="dk1"/>
+                                </w14:shadow>
+                                <w14:textOutline w14:w="3175" w14:cap="flat" w14:cmpd="sng" w14:algn="ctr">
+                                  <w14:solidFill>
+                                    <w14:schemeClr w14:val="accent1">
+                                      <w14:shade w14:val="15000"/>
+                                    </w14:schemeClr>
+                                  </w14:solidFill>
+                                  <w14:prstDash w14:val="solid"/>
+                                  <w14:round/>
+                                </w14:textOutline>
+                              </w:rPr>
+                              <w:t>Online</w:t>
+                            </w:r>
+                            <w:r>
+                              <w:rPr>
+                                <w:b/>
+                                <w:bCs/>
+                                <w:color w:val="000000" w:themeColor="text1"/>
+                                <w:sz w:val="11"/>
+                                <w:szCs w:val="11"/>
+                                <w:lang w:val="en-US"/>
+                                <w14:shadow w14:blurRad="0" w14:dist="0" w14:dir="0" w14:sx="1000" w14:sy="1000" w14:kx="0" w14:ky="0" w14:algn="tl">
+                                  <w14:schemeClr w14:val="dk1"/>
+                                </w14:shadow>
+                                <w14:textOutline w14:w="0" w14:cap="flat" w14:cmpd="sng" w14:algn="ctr">
+                                  <w14:noFill/>
+                                  <w14:prstDash w14:val="solid"/>
+                                  <w14:round/>
+                                </w14:textOutline>
+                              </w:rPr>
+                              <w:t xml:space="preserve"> Retail|| (UCI 1M rows)</w:t>
+                            </w:r>
+                          </w:p>
+                          <w:p>
+                            <w:pPr>
+                              <w:jc w:val="center"/>
+                              <w:rPr>
+                                <w:color w:val="000000" w:themeColor="text1"/>
+                                <w:lang w:val="en-US"/>
+                                <w14:shadow w14:blurRad="0" w14:dist="0" w14:dir="0" w14:sx="1000" w14:sy="1000" w14:kx="0" w14:ky="0" w14:algn="tl">
+                                  <w14:schemeClr w14:val="dk1"/>
+                                </w14:shadow>
+                                <w14:textOutline w14:w="0" w14:cap="flat" w14:cmpd="sng" w14:algn="ctr">
+                                  <w14:noFill/>
+                                  <w14:prstDash w14:val="solid"/>
+                                  <w14:round/>
+                                </w14:textOutline>
+                              </w:rPr>
+                            </w:pPr>
+                          </w:p>
+                          <w:p>
+                            <w:pPr>
+                              <w:jc w:val="center"/>
+                              <w:rPr>
+                                <w:color w:val="000000" w:themeColor="text1"/>
+                                <w:lang w:val="en-US"/>
+                                <w14:shadow w14:blurRad="0" w14:dist="0" w14:dir="0" w14:sx="1000" w14:sy="1000" w14:kx="0" w14:ky="0" w14:algn="tl">
+                                  <w14:schemeClr w14:val="dk1"/>
+                                </w14:shadow>
+                                <w14:textOutline w14:w="0" w14:cap="flat" w14:cmpd="sng" w14:algn="ctr">
+                                  <w14:noFill/>
+                                  <w14:prstDash w14:val="solid"/>
+                                  <w14:round/>
+                                </w14:textOutline>
+                              </w:rPr>
+                            </w:pPr>
+                          </w:p>
+                        </w:txbxContent>
+                      </wps:txbx>
+                      <wps:bodyPr rot="0" spcFirstLastPara="0" vertOverflow="overflow" horzOverflow="overflow" vert="horz" wrap="square" lIns="0" tIns="0" rIns="0" bIns="0" numCol="1" spcCol="0" rtlCol="0" fromWordArt="0" anchor="b" anchorCtr="0" forceAA="0" compatLnSpc="1">
+                        <a:prstTxWarp prst="textNoShape">
+                          <a:avLst/>
+                        </a:prstTxWarp>
+                        <a:noAutofit/>
+                      </wps:bodyPr>
+                    </wps:wsp>
+                  </a:graphicData>
+                </a:graphic>
+                <wp14:sizeRelH relativeFrom="margin">
+                  <wp14:pctWidth>0</wp14:pctWidth>
+                </wp14:sizeRelH>
+                <wp14:sizeRelV relativeFrom="margin">
+                  <wp14:pctHeight>0</wp14:pctHeight>
+                </wp14:sizeRelV>
+              </wp:anchor>
+            </w:drawing>
+          </mc:Choice>
+          <mc:Fallback>
+            <w:pict>
+              <v:rect w14:anchorId="00E40F4D" id="Process 6" o:spid="_x0000_s1026" alt="DATA SOURCE LAYER&#10;Online Retail ||&#10;(UCI 1M rows)&#10;" style="position:absolute;margin-left:4.15pt;margin-top:7.85pt;width:120pt;height:25.85pt;z-index:251660288;visibility:visible;mso-wrap-style:square;mso-width-percent:0;mso-height-percent:0;mso-wrap-distance-left:9pt;mso-wrap-distance-top:0;mso-wrap-distance-right:9pt;mso-wrap-distance-bottom:0;mso-position-horizontal:absolute;mso-position-horizontal-relative:text;mso-position-vertical:absolute;mso-position-vertical-relative:text;mso-width-percent:0;mso-height-percent:0;mso-width-relative:margin;mso-height-relative:margin;v-text-anchor:bottom" o:gfxdata="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" fillcolor="#ffc000 [3207]" strokecolor="#261c00 [487]" strokeweight="1pt">
+                <v:textbox inset="0,0,0,0">
+                  <w:txbxContent>
+                    <w:p>
+                      <w:pPr>
+                        <w:jc w:val="center"/>
+                        <w:rPr>
+                          <w:b/>
+                          <w:bCs/>
+                          <w:color w:val="000000" w:themeColor="text1"/>
+                          <w:sz w:val="11"/>
+                          <w:szCs w:val="11"/>
+                          <w:lang w:val="en-US"/>
+                          <w14:shadow w14:blurRad="0" w14:dist="0" w14:dir="0" w14:sx="1000" w14:sy="1000" w14:kx="0" w14:ky="0" w14:algn="tl">
+                            <w14:schemeClr w14:val="dk1"/>
+                          </w14:shadow>
+                          <w14:textOutline w14:w="0" w14:cap="flat" w14:cmpd="sng" w14:algn="ctr">
+                            <w14:noFill/>
+                            <w14:prstDash w14:val="solid"/>
+                            <w14:round/>
+                          </w14:textOutline>
+                        </w:rPr>
+                      </w:pPr>
+                      <w:r>
+                        <w:rPr>
+                          <w:b/>
+                          <w:bCs/>
+                          <w:color w:val="000000" w:themeColor="text1"/>
+                          <w:sz w:val="11"/>
+                          <w:szCs w:val="11"/>
+                          <w:lang w:val="en-US"/>
+                          <w14:shadow w14:blurRad="0" w14:dist="0" w14:dir="0" w14:sx="1000" w14:sy="1000" w14:kx="0" w14:ky="0" w14:algn="tl">
+                            <w14:schemeClr w14:val="dk1"/>
+                          </w14:shadow>
+                          <w14:textOutline w14:w="0" w14:cap="flat" w14:cmpd="sng" w14:algn="ctr">
+                            <w14:noFill/>
+                            <w14:prstDash w14:val="solid"/>
+                            <w14:round/>
+                          </w14:textOutline>
+                        </w:rPr>
+                        <w:t>DATA SOURCE LAYER</w:t>
+                      </w:r>
+                    </w:p>
+                    <w:p>
+                      <w:pPr>
+                        <w:jc w:val="center"/>
+                        <w:rPr>
+                          <w:b/>
+                          <w:bCs/>
+                          <w:color w:val="000000" w:themeColor="text1"/>
+                          <w:sz w:val="11"/>
+                          <w:szCs w:val="11"/>
+                          <w:lang w:val="en-US"/>
+                          <w14:shadow w14:blurRad="0" w14:dist="0" w14:dir="0" w14:sx="1000" w14:sy="1000" w14:kx="0" w14:ky="0" w14:algn="tl">
+                            <w14:schemeClr w14:val="dk1"/>
+                          </w14:shadow>
+                          <w14:textOutline w14:w="0" w14:cap="flat" w14:cmpd="sng" w14:algn="ctr">
+                            <w14:noFill/>
+                            <w14:prstDash w14:val="solid"/>
+                            <w14:round/>
+                          </w14:textOutline>
+                        </w:rPr>
+                      </w:pPr>
+                      <w:r>
+                        <w:rPr>
+                          <w:b/>
+                          <w:bCs/>
+                          <w:color w:val="000000" w:themeColor="text1"/>
+                          <w:sz w:val="11"/>
+                          <w:szCs w:val="11"/>
+                          <w:lang w:val="en-US"/>
+                          <w14:shadow w14:blurRad="0" w14:dist="0" w14:dir="0" w14:sx="1000" w14:sy="1000" w14:kx="0" w14:ky="0" w14:algn="tl">
+                            <w14:schemeClr w14:val="dk1"/>
+                          </w14:shadow>
+                          <w14:textOutline w14:w="3175" w14:cap="flat" w14:cmpd="sng" w14:algn="ctr">
+                            <w14:solidFill>
+                              <w14:schemeClr w14:val="accent1">
+                                <w14:shade w14:val="15000"/>
+                              </w14:schemeClr>
+                            </w14:solidFill>
+                            <w14:prstDash w14:val="solid"/>
+                            <w14:round/>
+                          </w14:textOutline>
+                        </w:rPr>
+                        <w:t>Online</w:t>
+                      </w:r>
+                      <w:r>
+                        <w:rPr>
+                          <w:b/>
+                          <w:bCs/>
+                          <w:color w:val="000000" w:themeColor="text1"/>
+                          <w:sz w:val="11"/>
+                          <w:szCs w:val="11"/>
+                          <w:lang w:val="en-US"/>
+                          <w14:shadow w14:blurRad="0" w14:dist="0" w14:dir="0" w14:sx="1000" w14:sy="1000" w14:kx="0" w14:ky="0" w14:algn="tl">
+                            <w14:schemeClr w14:val="dk1"/>
+                          </w14:shadow>
+                          <w14:textOutline w14:w="0" w14:cap="flat" w14:cmpd="sng" w14:algn="ctr">
+                            <w14:noFill/>
+                            <w14:prstDash w14:val="solid"/>
+                            <w14:round/>
+                          </w14:textOutline>
+                        </w:rPr>
+                        <w:t xml:space="preserve"> Retail|| (UCI 1M rows)</w:t>
+                      </w:r>
+                    </w:p>
+                    <w:p>
+                      <w:pPr>
+                        <w:jc w:val="center"/>
+                        <w:rPr>
+                          <w:color w:val="000000" w:themeColor="text1"/>
+                          <w:lang w:val="en-US"/>
+                          <w14:shadow w14:blurRad="0" w14:dist="0" w14:dir="0" w14:sx="1000" w14:sy="1000" w14:kx="0" w14:ky="0" w14:algn="tl">
+                            <w14:schemeClr w14:val="dk1"/>
+                          </w14:shadow>
+                          <w14:textOutline w14:w="0" w14:cap="flat" w14:cmpd="sng" w14:algn="ctr">
+                            <w14:noFill/>
+                            <w14:prstDash w14:val="solid"/>
+                            <w14:round/>
+                          </w14:textOutline>
+                        </w:rPr>
+                      </w:pPr>
+                    </w:p>
+                    <w:p>
+                      <w:pPr>
+                        <w:jc w:val="center"/>
+                        <w:rPr>
+                          <w:color w:val="000000" w:themeColor="text1"/>
+                          <w:lang w:val="en-US"/>
+                          <w14:shadow w14:blurRad="0" w14:dist="0" w14:dir="0" w14:sx="1000" w14:sy="1000" w14:kx="0" w14:ky="0" w14:algn="tl">
+                            <w14:schemeClr w14:val="dk1"/>
+                          </w14:shadow>
+                          <w14:textOutline w14:w="0" w14:cap="flat" w14:cmpd="sng" w14:algn="ctr">
+                            <w14:noFill/>
+                            <w14:prstDash w14:val="solid"/>
+                            <w14:round/>
+                          </w14:textOutline>
+                        </w:rPr>
+                      </w:pPr>
+                    </w:p>
+                  </w:txbxContent>
+                </v:textbox>
+              </v:rect>
+            </w:pict>
+          </mc:Fallback>
+        </mc:AlternateContent>
+      </w:r>
+      <w:r>
+        <w:rPr>
+          <w:rFonts w:ascii="Arial" w:hAnsi="Arial" w:cs="Arial"/>
+          <w:noProof/>
+        </w:rPr>
         <w:drawing>
-          <wp:anchor distT="0" distB="0" distL="114300" distR="114300" simplePos="0" relativeHeight="251658240" behindDoc="0" locked="0" layoutInCell="1" allowOverlap="1" wp14:anchorId="2B192ED4" wp14:editId="1557B46E">
-            <wp:simplePos x="0" y="0"/>
-            <wp:positionH relativeFrom="column">
-              <wp:posOffset>0</wp:posOffset>
-            </wp:positionH>
-            <wp:positionV relativeFrom="paragraph">
-              <wp:posOffset>198120</wp:posOffset>
-            </wp:positionV>
-            <wp:extent cx="3034665" cy="3797300"/>
+          <wp:inline distT="0" distB="0" distL="0" distR="0" wp14:anchorId="2B192ED4" wp14:editId="247E46C9">
+            <wp:extent cx="3345180" cy="3797300"/>
             <wp:effectExtent l="0" t="0" r="0" b="0"/>
-            <wp:wrapSquare wrapText="bothSides"/>
             <wp:docPr id="84354905" name="Picture 8"/>
             <wp:cNvGraphicFramePr>
               <a:graphicFrameLocks xmlns:a="http://schemas.openxmlformats.org/drawingml/2006/main" noChangeAspect="1"/>
@@ -531,7 +909,7 @@
                   <pic:spPr bwMode="auto">
                     <a:xfrm>
                       <a:off x="0" y="0"/>
-                      <a:ext cx="3034665" cy="3797300"/>
+                      <a:ext cx="3345180" cy="3797300"/>
                     </a:xfrm>
                     <a:prstGeom prst="rect">
                       <a:avLst/>
@@ -544,7 +922,7 @@
                 </pic:pic>
               </a:graphicData>
             </a:graphic>
-          </wp:anchor>
+          </wp:inline>
         </w:drawing>
       </w:r>
       <w:r>
@@ -564,6 +942,88 @@
       <w:r>
         <w:rPr>
           <w:rFonts w:ascii="Arial" w:hAnsi="Arial" w:cs="Arial"/>
+          <w:noProof/>
+        </w:rPr>
+        <mc:AlternateContent>
+          <mc:Choice Requires="aink">
+            <w:drawing>
+              <wp:anchor distT="0" distB="0" distL="114300" distR="114300" simplePos="0" relativeHeight="251659264" behindDoc="0" locked="0" layoutInCell="1" allowOverlap="1" wp14:anchorId="384A0D44" wp14:editId="78160DCF">
+                <wp:simplePos x="0" y="0"/>
+                <wp:positionH relativeFrom="column">
+                  <wp:posOffset>1242663</wp:posOffset>
+                </wp:positionH>
+                <wp:positionV relativeFrom="paragraph">
+                  <wp:posOffset>955678</wp:posOffset>
+                </wp:positionV>
+                <wp:extent cx="360" cy="360"/>
+                <wp:effectExtent l="38100" t="25400" r="25400" b="38100"/>
+                <wp:wrapNone/>
+                <wp:docPr id="576128035" name="Ink 5"/>
+                <wp:cNvGraphicFramePr/>
+                <a:graphic xmlns:a="http://schemas.openxmlformats.org/drawingml/2006/main">
+                  <a:graphicData uri="http://schemas.microsoft.com/office/word/2010/wordprocessingInk">
+                    <w14:contentPart bwMode="auto" r:id="rId9">
+                      <w14:nvContentPartPr>
+                        <w14:cNvContentPartPr/>
+                      </w14:nvContentPartPr>
+                      <w14:xfrm>
+                        <a:off x="0" y="0"/>
+                        <a:ext cx="360" cy="360"/>
+                      </w14:xfrm>
+                    </w14:contentPart>
+                  </a:graphicData>
+                </a:graphic>
+              </wp:anchor>
+            </w:drawing>
+          </mc:Choice>
+          <mc:Fallback>
+            <w:drawing>
+              <wp:anchor distT="0" distB="0" distL="114300" distR="114300" simplePos="0" relativeHeight="251659264" behindDoc="0" locked="0" layoutInCell="1" allowOverlap="1" wp14:anchorId="384A0D44" wp14:editId="78160DCF">
+                <wp:simplePos x="0" y="0"/>
+                <wp:positionH relativeFrom="column">
+                  <wp:posOffset>1242663</wp:posOffset>
+                </wp:positionH>
+                <wp:positionV relativeFrom="paragraph">
+                  <wp:posOffset>955678</wp:posOffset>
+                </wp:positionV>
+                <wp:extent cx="360" cy="360"/>
+                <wp:effectExtent l="38100" t="25400" r="25400" b="38100"/>
+                <wp:wrapNone/>
+                <wp:docPr id="576128035" name="Ink 5"/>
+                <wp:cNvGraphicFramePr/>
+                <a:graphic xmlns:a="http://schemas.openxmlformats.org/drawingml/2006/main">
+                  <a:graphicData uri="http://schemas.openxmlformats.org/drawingml/2006/picture">
+                    <pic:pic xmlns:pic="http://schemas.openxmlformats.org/drawingml/2006/picture">
+                      <pic:nvPicPr>
+                        <pic:cNvPr id="576128035" name="Ink 5"/>
+                        <pic:cNvPicPr/>
+                      </pic:nvPicPr>
+                      <pic:blipFill>
+                        <a:blip r:embed="rId10"/>
+                        <a:stretch>
+                          <a:fillRect/>
+                        </a:stretch>
+                      </pic:blipFill>
+                      <pic:spPr>
+                        <a:xfrm>
+                          <a:off x="0" y="0"/>
+                          <a:ext cx="36000" cy="216000"/>
+                        </a:xfrm>
+                        <a:prstGeom prst="rect">
+                          <a:avLst/>
+                        </a:prstGeom>
+                      </pic:spPr>
+                    </pic:pic>
+                  </a:graphicData>
+                </a:graphic>
+              </wp:anchor>
+            </w:drawing>
+          </mc:Fallback>
+        </mc:AlternateContent>
+      </w:r>
+      <w:r>
+        <w:rPr>
+          <w:rFonts w:ascii="Arial" w:hAnsi="Arial" w:cs="Arial"/>
         </w:rPr>
         <w:t xml:space="preserve">The architecture has </w:t>
       </w:r>
@@ -601,7 +1061,19 @@
         <w:rPr>
           <w:rFonts w:ascii="Arial" w:hAnsi="Arial" w:cs="Arial"/>
         </w:rPr>
-        <w:t>. Several models are created and validated in the system. SHAP explanation method is applied to look for key indicators of churn. Data generated by the models is sent to a Power BI dashboard for the business stakeholders to assess retention strategies. The newly created process allows maintaining a feedback loop that checks if retention strategies worked correctly and brings data back to the workflow for periodic retraining of the model.</w:t>
+        <w:t>. Several models</w:t>
+      </w:r>
+      <w:r>
+        <w:rPr>
+          <w:rFonts w:ascii="Arial" w:hAnsi="Arial" w:cs="Arial"/>
+        </w:rPr>
+        <w:t xml:space="preserve"> will be</w:t>
+      </w:r>
+      <w:r>
+        <w:rPr>
+          <w:rFonts w:ascii="Arial" w:hAnsi="Arial" w:cs="Arial"/>
+        </w:rPr>
+        <w:t xml:space="preserve"> created and validated in the system. Data generated by the models is sent to a Power BI dashboard for the business stakeholders to assess retention strategies. </w:t>
       </w:r>
     </w:p>
     <w:p>
@@ -632,7 +1104,6 @@
         <w:rPr>
           <w:rFonts w:ascii="Arial" w:hAnsi="Arial" w:cs="Arial"/>
         </w:rPr>
-        <w:lastRenderedPageBreak/>
         <w:t>The main data used in this research is the Online Retail II dataset obtained from the UCI Machine Learning Repository. This dataset includes about a million records of transactions conducted by an online retailer in the UK from the period of 2009 to 2011. This dataset is available for academic purposes and does not contain any identifiable information</w:t>
       </w:r>
       <w:r>
@@ -656,6 +1127,7 @@
           <w:b/>
           <w:bCs/>
         </w:rPr>
+        <w:lastRenderedPageBreak/>
         <w:t>7. Expected Deliverables</w:t>
       </w:r>
     </w:p>
@@ -1808,7 +2280,6 @@
                 <w:sz w:val="22"/>
                 <w:szCs w:val="22"/>
               </w:rPr>
-              <w:lastRenderedPageBreak/>
               <w:t>Final evaluation &amp; write-up</w:t>
             </w:r>
           </w:p>
@@ -1959,16 +2430,15 @@
         <w:rPr>
           <w:rFonts w:ascii="Arial" w:hAnsi="Arial" w:cs="Arial"/>
         </w:rPr>
-        <w:t>The data will be made public after being rendered anonymous, thus presenting a minimum privacy risk. However, the principles of data minimization and limitation of purpose, as dictated under the GDPR, will be followed (ICO, 2018). No attempts will be made to re-identify individuals, and all information will be kept in secure systems. The model will also undergo testing to assess possible bias in recognition of people; for example, the possibility of systematically recognizing certain people from particular groups as being higher risk than other categories of customers. All involved data sources are subject to licenses for academic purposes, and the ethics form will be submitted to confirm that there was no collection of primary data from human subjects.</w:t>
-      </w:r>
-    </w:p>
-    <w:p>
-      <w:pPr>
-        <w:spacing w:before="240" w:line="360" w:lineRule="auto"/>
-        <w:rPr>
-          <w:rFonts w:ascii="Arial" w:hAnsi="Arial" w:cs="Arial"/>
-        </w:rPr>
-      </w:pPr>
+        <w:t xml:space="preserve">The data will be made public after being rendered anonymous, thus presenting a minimum privacy risk. However, the principles of data minimization and limitation of </w:t>
+      </w:r>
+      <w:r>
+        <w:rPr>
+          <w:rFonts w:ascii="Arial" w:hAnsi="Arial" w:cs="Arial"/>
+        </w:rPr>
+        <w:lastRenderedPageBreak/>
+        <w:t>purpose, as dictated under the GDPR, will be followed (ICO, 2018). No attempts will be made to re-identify individuals, and all information will be kept in secure systems. The model will also undergo testing to assess possible bias in recognition of people; for example, the possibility of systematically recognizing certain people from particular groups as being higher risk than other categories of customers. All involved data sources are subject to licenses for academic purposes, and the ethics form will be submitted to confirm that there was no collection of primary data from human subjects.</w:t>
+      </w:r>
     </w:p>
     <w:p>
       <w:pPr>
@@ -2081,189 +2551,255 @@
           <w:rFonts w:ascii="Arial" w:hAnsi="Arial" w:cs="Arial"/>
           <w:b/>
           <w:bCs/>
-        </w:rPr>
-      </w:pPr>
-      <w:r>
+          <w:i/>
+          <w:iCs/>
+        </w:rPr>
+      </w:pPr>
+    </w:p>
+    <w:p>
+      <w:pPr>
+        <w:spacing w:before="245" w:after="158" w:line="360" w:lineRule="auto"/>
         <w:rPr>
           <w:rFonts w:ascii="Arial" w:hAnsi="Arial" w:cs="Arial"/>
           <w:b/>
           <w:bCs/>
-        </w:rPr>
-        <w:t>References</w:t>
-      </w:r>
-    </w:p>
-    <w:p>
-      <w:pPr>
-        <w:spacing w:before="240" w:line="360" w:lineRule="auto"/>
-        <w:ind w:left="720" w:hanging="720"/>
-        <w:rPr>
-          <w:rFonts w:ascii="Arial" w:hAnsi="Arial" w:cs="Arial"/>
-        </w:rPr>
-      </w:pPr>
-      <w:r>
-        <w:rPr>
-          <w:rFonts w:ascii="Arial" w:hAnsi="Arial" w:cs="Arial"/>
-        </w:rPr>
-        <w:t xml:space="preserve">Chapman, P. et al. (2000) </w:t>
-      </w:r>
-      <w:r>
-        <w:rPr>
-          <w:rFonts w:ascii="Arial" w:hAnsi="Arial" w:cs="Arial"/>
           <w:i/>
           <w:iCs/>
         </w:rPr>
-        <w:t>CRISP-DM 1.0: Step-by-step data mining guide</w:t>
-      </w:r>
-      <w:r>
-        <w:rPr>
-          <w:rFonts w:ascii="Arial" w:hAnsi="Arial" w:cs="Arial"/>
-        </w:rPr>
-        <w:t>. Chicago: SPSS Inc.</w:t>
-      </w:r>
-    </w:p>
-    <w:p>
-      <w:pPr>
-        <w:spacing w:before="240" w:line="360" w:lineRule="auto"/>
-        <w:ind w:left="720" w:hanging="720"/>
-        <w:rPr>
-          <w:rFonts w:ascii="Arial" w:hAnsi="Arial" w:cs="Arial"/>
-        </w:rPr>
-      </w:pPr>
-      <w:r>
-        <w:rPr>
-          <w:rFonts w:ascii="Arial" w:hAnsi="Arial" w:cs="Arial"/>
-        </w:rPr>
-        <w:t xml:space="preserve">ICO (2018) </w:t>
-      </w:r>
-      <w:r>
-        <w:rPr>
-          <w:rFonts w:ascii="Arial" w:hAnsi="Arial" w:cs="Arial"/>
+      </w:pPr>
+    </w:p>
+    <w:p>
+      <w:pPr>
+        <w:spacing w:before="245" w:after="158" w:line="360" w:lineRule="auto"/>
+        <w:rPr>
+          <w:rFonts w:ascii="Arial" w:hAnsi="Arial" w:cs="Arial"/>
+          <w:b/>
+          <w:bCs/>
           <w:i/>
           <w:iCs/>
         </w:rPr>
-        <w:t>Guide to the General Data Protection Regulation (GDPR)</w:t>
-      </w:r>
-      <w:r>
-        <w:rPr>
-          <w:rFonts w:ascii="Arial" w:hAnsi="Arial" w:cs="Arial"/>
-        </w:rPr>
-        <w:t>. Wilmslow: Information Commissioner's Office.</w:t>
-      </w:r>
-    </w:p>
-    <w:p>
-      <w:pPr>
-        <w:spacing w:before="240" w:line="360" w:lineRule="auto"/>
-        <w:ind w:left="720" w:hanging="720"/>
-        <w:rPr>
-          <w:rFonts w:ascii="Arial" w:hAnsi="Arial" w:cs="Arial"/>
-        </w:rPr>
-      </w:pPr>
-      <w:r>
-        <w:rPr>
-          <w:rFonts w:ascii="Arial" w:hAnsi="Arial" w:cs="Arial"/>
-        </w:rPr>
-        <w:t xml:space="preserve">Lemmens, A. and Croux, C. (2006) 'Bagging and boosting classification trees to predict churn', </w:t>
-      </w:r>
-      <w:r>
-        <w:rPr>
-          <w:rFonts w:ascii="Arial" w:hAnsi="Arial" w:cs="Arial"/>
+      </w:pPr>
+    </w:p>
+    <w:p>
+      <w:pPr>
+        <w:spacing w:before="245" w:after="158" w:line="360" w:lineRule="auto"/>
+        <w:rPr>
+          <w:rFonts w:ascii="Arial" w:hAnsi="Arial" w:cs="Arial"/>
+          <w:b/>
+          <w:bCs/>
           <w:i/>
           <w:iCs/>
         </w:rPr>
-        <w:t>Journal of Marketing Research</w:t>
-      </w:r>
-      <w:r>
-        <w:rPr>
-          <w:rFonts w:ascii="Arial" w:hAnsi="Arial" w:cs="Arial"/>
-        </w:rPr>
-        <w:t>, 43(2), pp. 276–286.</w:t>
-      </w:r>
-    </w:p>
-    <w:p>
-      <w:pPr>
-        <w:spacing w:before="240" w:line="360" w:lineRule="auto"/>
-        <w:ind w:left="720" w:hanging="720"/>
-        <w:rPr>
-          <w:rFonts w:ascii="Arial" w:hAnsi="Arial" w:cs="Arial"/>
-        </w:rPr>
-      </w:pPr>
-      <w:r>
-        <w:rPr>
-          <w:rFonts w:ascii="Arial" w:hAnsi="Arial" w:cs="Arial"/>
-        </w:rPr>
-        <w:t xml:space="preserve">Matuszelański, K. and Kopczewska, K. (2022) 'Customer churn in retail e-commerce business: Spatial and machine learning approach', </w:t>
-      </w:r>
-      <w:r>
-        <w:rPr>
-          <w:rFonts w:ascii="Arial" w:hAnsi="Arial" w:cs="Arial"/>
+      </w:pPr>
+    </w:p>
+    <w:p>
+      <w:pPr>
+        <w:spacing w:before="245" w:after="158" w:line="360" w:lineRule="auto"/>
+        <w:rPr>
+          <w:rFonts w:ascii="Arial" w:hAnsi="Arial" w:cs="Arial"/>
+          <w:b/>
+          <w:bCs/>
           <w:i/>
           <w:iCs/>
         </w:rPr>
-        <w:t>Journal of Theoretical and Applied Electronic Commerce Research</w:t>
-      </w:r>
-      <w:r>
-        <w:rPr>
-          <w:rFonts w:ascii="Arial" w:hAnsi="Arial" w:cs="Arial"/>
-        </w:rPr>
-        <w:t>, 17(1), pp. 165–198.</w:t>
-      </w:r>
-    </w:p>
-    <w:p>
-      <w:pPr>
-        <w:spacing w:before="240" w:line="360" w:lineRule="auto"/>
-        <w:ind w:left="720" w:hanging="720"/>
-        <w:rPr>
-          <w:rFonts w:ascii="Arial" w:hAnsi="Arial" w:cs="Arial"/>
-        </w:rPr>
-      </w:pPr>
-      <w:r>
-        <w:rPr>
-          <w:rFonts w:ascii="Arial" w:hAnsi="Arial" w:cs="Arial"/>
-        </w:rPr>
-        <w:t xml:space="preserve">Reichheld, F.F. (2001) </w:t>
-      </w:r>
-      <w:r>
-        <w:rPr>
-          <w:rFonts w:ascii="Arial" w:hAnsi="Arial" w:cs="Arial"/>
+      </w:pPr>
+      <w:r>
+        <w:rPr>
+          <w:rFonts w:ascii="Arial" w:hAnsi="Arial" w:cs="Arial"/>
+          <w:b/>
+          <w:bCs/>
           <w:i/>
           <w:iCs/>
         </w:rPr>
-        <w:t>Loyalty Rules! How Today's Leaders Build Lasting Relationships</w:t>
-      </w:r>
-      <w:r>
-        <w:rPr>
-          <w:rFonts w:ascii="Arial" w:hAnsi="Arial" w:cs="Arial"/>
-        </w:rPr>
-        <w:t>. Boston: Harvard Business School Press.</w:t>
-      </w:r>
-    </w:p>
-    <w:p>
-      <w:pPr>
-        <w:spacing w:before="240" w:line="360" w:lineRule="auto"/>
-        <w:rPr>
-          <w:rFonts w:ascii="Arial" w:hAnsi="Arial" w:cs="Arial"/>
-        </w:rPr>
-      </w:pPr>
-      <w:r>
-        <w:rPr>
-          <w:rFonts w:ascii="Arial" w:hAnsi="Arial" w:cs="Arial"/>
-        </w:rPr>
-        <w:t>Reichheld, F.F. and Sasser, W.E. Jr. (1990) ‘Zero defections: Quality comes to services; Harvard Business Review, 68(5), pp. 105-111.</w:t>
-      </w:r>
-    </w:p>
-    <w:p>
-      <w:pPr>
-        <w:spacing w:before="240" w:line="360" w:lineRule="auto"/>
-        <w:rPr>
-          <w:rFonts w:ascii="Arial" w:hAnsi="Arial" w:cs="Arial"/>
-        </w:rPr>
-      </w:pPr>
-    </w:p>
-    <w:p>
-      <w:pPr>
-        <w:spacing w:before="240" w:line="360" w:lineRule="auto"/>
-        <w:rPr>
-          <w:rFonts w:ascii="Arial" w:hAnsi="Arial" w:cs="Arial"/>
+        <w:t>References</w:t>
+      </w:r>
+    </w:p>
+    <w:p>
+      <w:pPr>
+        <w:spacing w:before="240" w:line="360" w:lineRule="auto"/>
+        <w:ind w:left="720" w:hanging="720"/>
+        <w:rPr>
+          <w:rFonts w:ascii="Arial" w:hAnsi="Arial" w:cs="Arial"/>
+          <w:i/>
+          <w:iCs/>
+        </w:rPr>
+      </w:pPr>
+      <w:r>
+        <w:rPr>
+          <w:rFonts w:ascii="Arial" w:hAnsi="Arial" w:cs="Arial"/>
+          <w:i/>
+          <w:iCs/>
+        </w:rPr>
+        <w:t>Chapman, P. et al. (2000) CRISP-DM 1.0: Step-by-step data mining guide. Chicago: SPSS Inc.</w:t>
+      </w:r>
+    </w:p>
+    <w:p>
+      <w:pPr>
+        <w:spacing w:before="240" w:line="360" w:lineRule="auto"/>
+        <w:ind w:left="720" w:hanging="720"/>
+        <w:rPr>
+          <w:rFonts w:ascii="Arial" w:hAnsi="Arial" w:cs="Arial"/>
+          <w:i/>
+          <w:iCs/>
+        </w:rPr>
+      </w:pPr>
+      <w:r>
+        <w:rPr>
+          <w:rFonts w:ascii="Arial" w:hAnsi="Arial" w:cs="Arial"/>
+          <w:i/>
+          <w:iCs/>
+        </w:rPr>
+        <w:t>ICO (2018) Guide to the General Data Protection Regulation (GDPR). Wilmslow: Information Commissioner's Office.</w:t>
+      </w:r>
+    </w:p>
+    <w:p>
+      <w:pPr>
+        <w:spacing w:before="240" w:line="360" w:lineRule="auto"/>
+        <w:ind w:left="720" w:hanging="720"/>
+        <w:rPr>
+          <w:rFonts w:ascii="Arial" w:hAnsi="Arial" w:cs="Arial"/>
+          <w:i/>
+          <w:iCs/>
+        </w:rPr>
+      </w:pPr>
+      <w:r>
+        <w:rPr>
+          <w:rFonts w:ascii="Arial" w:hAnsi="Arial" w:cs="Arial"/>
+          <w:i/>
+          <w:iCs/>
+        </w:rPr>
+        <w:t>Lemmens, A. and Croux, C. (2006) 'Bagging and boosting classification trees to predict churn', Journal of Marketing Research, 43(2), pp. 276–286.</w:t>
+      </w:r>
+    </w:p>
+    <w:p>
+      <w:pPr>
+        <w:spacing w:before="240" w:line="360" w:lineRule="auto"/>
+        <w:ind w:left="720" w:hanging="720"/>
+        <w:rPr>
+          <w:rFonts w:ascii="Arial" w:hAnsi="Arial" w:cs="Arial"/>
+          <w:i/>
+          <w:iCs/>
+        </w:rPr>
+      </w:pPr>
+      <w:r>
+        <w:rPr>
+          <w:rFonts w:ascii="Arial" w:hAnsi="Arial" w:cs="Arial"/>
+          <w:i/>
+          <w:iCs/>
+        </w:rPr>
+        <w:t>Matuszelański, K. and Kopczewska, K. (2022) 'Customer churn in retail e-commerce business: Spatial and machine learning approach', Journal of Theoretical and Applied Electronic Commerce Research, 17(1), pp. 165–198.</w:t>
+      </w:r>
+    </w:p>
+    <w:p>
+      <w:pPr>
+        <w:spacing w:before="240" w:line="360" w:lineRule="auto"/>
+        <w:ind w:left="720" w:hanging="720"/>
+        <w:rPr>
+          <w:rFonts w:ascii="Arial" w:hAnsi="Arial" w:cs="Arial"/>
+          <w:i/>
+          <w:iCs/>
+        </w:rPr>
+      </w:pPr>
+      <w:r>
+        <w:rPr>
+          <w:rFonts w:ascii="Arial" w:hAnsi="Arial" w:cs="Arial"/>
+          <w:i/>
+          <w:iCs/>
+        </w:rPr>
+        <w:t>Reichheld, F.F. (2001) Loyalty Rules! How Today's Leaders Build Lasting Relationships. Boston: Harvard Business School Press.</w:t>
+      </w:r>
+    </w:p>
+    <w:p>
+      <w:pPr>
+        <w:spacing w:before="100" w:beforeAutospacing="1" w:after="100" w:afterAutospacing="1" w:line="240" w:lineRule="auto"/>
+        <w:rPr>
+          <w:rFonts w:ascii="Arial" w:eastAsia="Times New Roman" w:hAnsi="Arial" w:cs="Arial"/>
+          <w:i/>
+          <w:iCs/>
+          <w:kern w:val="0"/>
+          <w:lang w:eastAsia="en-GB"/>
+          <w14:ligatures w14:val="none"/>
+        </w:rPr>
+      </w:pPr>
+      <w:r>
+        <w:rPr>
+          <w:rFonts w:ascii="Arial" w:eastAsia="Times New Roman" w:hAnsi="Arial" w:cs="Arial"/>
+          <w:i/>
+          <w:iCs/>
+          <w:kern w:val="0"/>
+          <w:lang w:eastAsia="en-GB"/>
+          <w14:ligatures w14:val="none"/>
+        </w:rPr>
+        <w:t>Reichheld, F.F. and Sasser, W.E. Jr. (1990) 'Zero defections: Quality comes to services', Harvard Business Review, 68(5), pp. 105–111.</w:t>
+      </w:r>
+    </w:p>
+    <w:p>
+      <w:pPr>
+        <w:spacing w:before="100" w:beforeAutospacing="1" w:after="100" w:afterAutospacing="1" w:line="240" w:lineRule="auto"/>
+        <w:rPr>
+          <w:rFonts w:ascii="Arial" w:eastAsia="Times New Roman" w:hAnsi="Arial" w:cs="Arial"/>
+          <w:i/>
+          <w:iCs/>
+          <w:kern w:val="0"/>
+          <w:lang w:eastAsia="en-GB"/>
+          <w14:ligatures w14:val="none"/>
+        </w:rPr>
+      </w:pPr>
+      <w:r>
+        <w:rPr>
+          <w:rFonts w:ascii="Arial" w:eastAsia="Times New Roman" w:hAnsi="Arial" w:cs="Arial"/>
+          <w:i/>
+          <w:iCs/>
+          <w:kern w:val="0"/>
+          <w:lang w:eastAsia="en-GB"/>
+          <w14:ligatures w14:val="none"/>
+        </w:rPr>
+        <w:t xml:space="preserve">Chen, D. (2012). Online Retail II [Dataset]. UCI Machine Learning Repository. </w:t>
+      </w:r>
+      <w:hyperlink r:id="rId11" w:history="1">
+        <w:r>
+          <w:rPr>
+            <w:rStyle w:val="Hyperlink"/>
+            <w:rFonts w:ascii="Arial" w:eastAsia="Times New Roman" w:hAnsi="Arial" w:cs="Arial"/>
+            <w:i/>
+            <w:iCs/>
+            <w:kern w:val="0"/>
+            <w:lang w:eastAsia="en-GB"/>
+            <w14:ligatures w14:val="none"/>
+          </w:rPr>
+          <w:t>https://doi.org/10.24432/C5CG6D</w:t>
+        </w:r>
+      </w:hyperlink>
+      <w:r>
+        <w:rPr>
+          <w:rFonts w:ascii="Arial" w:eastAsia="Times New Roman" w:hAnsi="Arial" w:cs="Arial"/>
+          <w:i/>
+          <w:iCs/>
+          <w:kern w:val="0"/>
+          <w:lang w:eastAsia="en-GB"/>
+          <w14:ligatures w14:val="none"/>
+        </w:rPr>
+        <w:t>.</w:t>
+      </w:r>
+      <w:r>
+        <w:rPr>
+          <w:rFonts w:ascii="Arial" w:eastAsia="Times New Roman" w:hAnsi="Arial" w:cs="Arial"/>
+          <w:i/>
+          <w:iCs/>
+          <w:kern w:val="0"/>
+          <w:lang w:eastAsia="en-GB"/>
+          <w14:ligatures w14:val="none"/>
+        </w:rPr>
+        <w:t xml:space="preserve"> </w:t>
+      </w:r>
+    </w:p>
+    <w:p>
+      <w:pPr>
+        <w:rPr>
+          <w:rFonts w:ascii="Arial" w:eastAsia="Times New Roman" w:hAnsi="Arial" w:cs="Arial"/>
+          <w:kern w:val="0"/>
+          <w:lang w:eastAsia="en-GB"/>
+          <w14:ligatures w14:val="none"/>
         </w:rPr>
       </w:pPr>
     </w:p>
@@ -2362,7 +2898,7 @@
       </w:pPr>
     </w:p>
     <w:sectPr>
-      <w:footerReference w:type="default" r:id="rId9"/>
+      <w:footerReference w:type="default" r:id="rId12"/>
       <w:pgSz w:w="12240" w:h="15840"/>
       <w:pgMar w:top="1440" w:right="1440" w:bottom="1440" w:left="1440" w:header="708" w:footer="708" w:gutter="0"/>
       <w:cols w:space="708"/>
@@ -4312,7 +4848,233 @@
     <w:uiPriority w:val="99"/>
     <w:rsid w:val="008A52A5"/>
   </w:style>
+  <w:style w:type="paragraph" w:styleId="TOC1">
+    <w:name w:val="toc 1"/>
+    <w:basedOn w:val="Normal"/>
+    <w:next w:val="Normal"/>
+    <w:autoRedefine/>
+    <w:uiPriority w:val="39"/>
+    <w:unhideWhenUsed/>
+    <w:rsid w:val="00325684"/>
+    <w:pPr>
+      <w:spacing w:before="360" w:after="0"/>
+    </w:pPr>
+    <w:rPr>
+      <w:rFonts w:asciiTheme="majorHAnsi" w:hAnsiTheme="majorHAnsi" w:cstheme="majorHAnsi"/>
+      <w:b/>
+      <w:bCs/>
+      <w:caps/>
+    </w:rPr>
+  </w:style>
+  <w:style w:type="paragraph" w:styleId="TOC2">
+    <w:name w:val="toc 2"/>
+    <w:basedOn w:val="Normal"/>
+    <w:next w:val="Normal"/>
+    <w:autoRedefine/>
+    <w:uiPriority w:val="39"/>
+    <w:unhideWhenUsed/>
+    <w:rsid w:val="00325684"/>
+    <w:pPr>
+      <w:spacing w:before="240" w:after="0"/>
+    </w:pPr>
+    <w:rPr>
+      <w:rFonts w:cstheme="minorHAnsi"/>
+      <w:b/>
+      <w:bCs/>
+      <w:sz w:val="20"/>
+      <w:szCs w:val="20"/>
+    </w:rPr>
+  </w:style>
+  <w:style w:type="paragraph" w:styleId="TOC3">
+    <w:name w:val="toc 3"/>
+    <w:basedOn w:val="Normal"/>
+    <w:next w:val="Normal"/>
+    <w:autoRedefine/>
+    <w:uiPriority w:val="39"/>
+    <w:unhideWhenUsed/>
+    <w:rsid w:val="00325684"/>
+    <w:pPr>
+      <w:spacing w:after="0"/>
+      <w:ind w:left="240"/>
+    </w:pPr>
+    <w:rPr>
+      <w:rFonts w:cstheme="minorHAnsi"/>
+      <w:sz w:val="20"/>
+      <w:szCs w:val="20"/>
+    </w:rPr>
+  </w:style>
+  <w:style w:type="paragraph" w:styleId="TOC4">
+    <w:name w:val="toc 4"/>
+    <w:basedOn w:val="Normal"/>
+    <w:next w:val="Normal"/>
+    <w:autoRedefine/>
+    <w:uiPriority w:val="39"/>
+    <w:unhideWhenUsed/>
+    <w:rsid w:val="00325684"/>
+    <w:pPr>
+      <w:spacing w:after="0"/>
+      <w:ind w:left="480"/>
+    </w:pPr>
+    <w:rPr>
+      <w:rFonts w:cstheme="minorHAnsi"/>
+      <w:sz w:val="20"/>
+      <w:szCs w:val="20"/>
+    </w:rPr>
+  </w:style>
+  <w:style w:type="paragraph" w:styleId="TOC5">
+    <w:name w:val="toc 5"/>
+    <w:basedOn w:val="Normal"/>
+    <w:next w:val="Normal"/>
+    <w:autoRedefine/>
+    <w:uiPriority w:val="39"/>
+    <w:unhideWhenUsed/>
+    <w:rsid w:val="00325684"/>
+    <w:pPr>
+      <w:spacing w:after="0"/>
+      <w:ind w:left="720"/>
+    </w:pPr>
+    <w:rPr>
+      <w:rFonts w:cstheme="minorHAnsi"/>
+      <w:sz w:val="20"/>
+      <w:szCs w:val="20"/>
+    </w:rPr>
+  </w:style>
+  <w:style w:type="paragraph" w:styleId="TOC6">
+    <w:name w:val="toc 6"/>
+    <w:basedOn w:val="Normal"/>
+    <w:next w:val="Normal"/>
+    <w:autoRedefine/>
+    <w:uiPriority w:val="39"/>
+    <w:unhideWhenUsed/>
+    <w:rsid w:val="00325684"/>
+    <w:pPr>
+      <w:spacing w:after="0"/>
+      <w:ind w:left="960"/>
+    </w:pPr>
+    <w:rPr>
+      <w:rFonts w:cstheme="minorHAnsi"/>
+      <w:sz w:val="20"/>
+      <w:szCs w:val="20"/>
+    </w:rPr>
+  </w:style>
+  <w:style w:type="paragraph" w:styleId="TOC7">
+    <w:name w:val="toc 7"/>
+    <w:basedOn w:val="Normal"/>
+    <w:next w:val="Normal"/>
+    <w:autoRedefine/>
+    <w:uiPriority w:val="39"/>
+    <w:unhideWhenUsed/>
+    <w:rsid w:val="00325684"/>
+    <w:pPr>
+      <w:spacing w:after="0"/>
+      <w:ind w:left="1200"/>
+    </w:pPr>
+    <w:rPr>
+      <w:rFonts w:cstheme="minorHAnsi"/>
+      <w:sz w:val="20"/>
+      <w:szCs w:val="20"/>
+    </w:rPr>
+  </w:style>
+  <w:style w:type="paragraph" w:styleId="TOC8">
+    <w:name w:val="toc 8"/>
+    <w:basedOn w:val="Normal"/>
+    <w:next w:val="Normal"/>
+    <w:autoRedefine/>
+    <w:uiPriority w:val="39"/>
+    <w:unhideWhenUsed/>
+    <w:rsid w:val="00325684"/>
+    <w:pPr>
+      <w:spacing w:after="0"/>
+      <w:ind w:left="1440"/>
+    </w:pPr>
+    <w:rPr>
+      <w:rFonts w:cstheme="minorHAnsi"/>
+      <w:sz w:val="20"/>
+      <w:szCs w:val="20"/>
+    </w:rPr>
+  </w:style>
+  <w:style w:type="paragraph" w:styleId="TOC9">
+    <w:name w:val="toc 9"/>
+    <w:basedOn w:val="Normal"/>
+    <w:next w:val="Normal"/>
+    <w:autoRedefine/>
+    <w:uiPriority w:val="39"/>
+    <w:unhideWhenUsed/>
+    <w:rsid w:val="00325684"/>
+    <w:pPr>
+      <w:spacing w:after="0"/>
+      <w:ind w:left="1680"/>
+    </w:pPr>
+    <w:rPr>
+      <w:rFonts w:cstheme="minorHAnsi"/>
+      <w:sz w:val="20"/>
+      <w:szCs w:val="20"/>
+    </w:rPr>
+  </w:style>
+  <w:style w:type="character" w:styleId="Emphasis">
+    <w:name w:val="Emphasis"/>
+    <w:basedOn w:val="DefaultParagraphFont"/>
+    <w:uiPriority w:val="20"/>
+    <w:qFormat/>
+    <w:rsid w:val="00A077D6"/>
+    <w:rPr>
+      <w:i/>
+      <w:iCs/>
+    </w:rPr>
+  </w:style>
+  <w:style w:type="character" w:styleId="Hyperlink">
+    <w:name w:val="Hyperlink"/>
+    <w:basedOn w:val="DefaultParagraphFont"/>
+    <w:uiPriority w:val="99"/>
+    <w:unhideWhenUsed/>
+    <w:rsid w:val="00F06B05"/>
+    <w:rPr>
+      <w:color w:val="0000FF"/>
+      <w:u w:val="single"/>
+    </w:rPr>
+  </w:style>
+  <w:style w:type="character" w:styleId="UnresolvedMention">
+    <w:name w:val="Unresolved Mention"/>
+    <w:basedOn w:val="DefaultParagraphFont"/>
+    <w:uiPriority w:val="99"/>
+    <w:semiHidden/>
+    <w:unhideWhenUsed/>
+    <w:rsid w:val="00EC1389"/>
+    <w:rPr>
+      <w:color w:val="605E5C"/>
+      <w:shd w:val="clear" w:color="auto" w:fill="E1DFDD"/>
+    </w:rPr>
+  </w:style>
 </w:styles>
+</file>
+
+<file path=word/ink/ink1.xml><?xml version="1.0" encoding="utf-8"?>
+<inkml:ink xmlns:inkml="http://www.w3.org/2003/InkML">
+  <inkml:definitions>
+    <inkml:context xml:id="ctx0">
+      <inkml:inkSource xml:id="inkSrc0">
+        <inkml:traceFormat>
+          <inkml:channel name="X" type="integer" min="-2.14748E9" max="2.14748E9" units="cm"/>
+          <inkml:channel name="Y" type="integer" min="-2.14748E9" max="2.14748E9" units="cm"/>
+          <inkml:channel name="F" type="integer" max="32767" units="dev"/>
+        </inkml:traceFormat>
+        <inkml:channelProperties>
+          <inkml:channelProperty channel="X" name="resolution" value="1000" units="1/cm"/>
+          <inkml:channelProperty channel="Y" name="resolution" value="1000" units="1/cm"/>
+          <inkml:channelProperty channel="F" name="resolution" value="0" units="1/dev"/>
+        </inkml:channelProperties>
+      </inkml:inkSource>
+      <inkml:timestamp xml:id="ts0" timeString="2026-10-21T17:12:38.540"/>
+    </inkml:context>
+    <inkml:brush xml:id="br0">
+      <inkml:brushProperty name="width" value="0.1" units="cm"/>
+      <inkml:brushProperty name="height" value="0.6" units="cm"/>
+      <inkml:brushProperty name="color" value="#849398"/>
+      <inkml:brushProperty name="inkEffects" value="pencil"/>
+    </inkml:brush>
+  </inkml:definitions>
+  <inkml:trace contextRef="#ctx0" brushRef="#br0">1 1 16383,'0'0'0</inkml:trace>
+</inkml:ink>
 </file>
 
 <file path=word/theme/theme1.xml><?xml version="1.0" encoding="utf-8"?>
@@ -4652,7 +5414,7 @@
 </file>
 
 <file path=customXml/itemProps1.xml><?xml version="1.0" encoding="utf-8"?>
-<ds:datastoreItem xmlns:ds="http://schemas.openxmlformats.org/officeDocument/2006/customXml" ds:itemID="{D9B0CAEE-7E98-6E4E-A1DD-E92E56C775D6}">
+<ds:datastoreItem xmlns:ds="http://schemas.openxmlformats.org/officeDocument/2006/customXml" ds:itemID="{3BDAB5AE-3590-144E-9FCA-C6FC973D74EC}">
   <ds:schemaRefs>
     <ds:schemaRef ds:uri="http://schemas.openxmlformats.org/officeDocument/2006/bibliography"/>
   </ds:schemaRefs>
